--- a/public/MiracleRamos_Resume.docx
+++ b/public/MiracleRamos_Resume.docx
@@ -53,7 +53,16 @@
           <w:sz w:val="19"/>
           <w:szCs w:val="19"/>
         </w:rPr>
-        <w:t>Chicago, IL | miracle</w:t>
+        <w:t>Evanston</w:t>
+      </w:r>
+      <w:r>
+        <w:rPr>
+          <w:rFonts w:ascii="Garamond" w:eastAsia="Garamond" w:hAnsi="Garamond" w:cs="Garamond"/>
+          <w:bCs/>
+          <w:sz w:val="19"/>
+          <w:szCs w:val="19"/>
+        </w:rPr>
+        <w:t>, IL | miracle</w:t>
       </w:r>
       <w:r>
         <w:rPr>
@@ -420,6 +429,15 @@
         </w:rPr>
         <w:t>Discrete Math, Multivariable Calculus, Statistics, Linear Algebra</w:t>
       </w:r>
+      <w:r>
+        <w:rPr>
+          <w:rFonts w:ascii="Garamond" w:hAnsi="Garamond"/>
+          <w:bCs/>
+          <w:sz w:val="19"/>
+          <w:szCs w:val="19"/>
+        </w:rPr>
+        <w:t>, Product Development</w:t>
+      </w:r>
     </w:p>
     <w:p>
       <w:pPr>
@@ -479,25 +497,7 @@
           <w:sz w:val="19"/>
           <w:szCs w:val="19"/>
         </w:rPr>
-        <w:t xml:space="preserve">Programming, Machine Learning, AI, Data Analytics, Cybersecurity, UI/UX, </w:t>
-      </w:r>
-      <w:r>
-        <w:rPr>
-          <w:rFonts w:ascii="Garamond" w:hAnsi="Garamond"/>
-          <w:bCs/>
-          <w:sz w:val="19"/>
-          <w:szCs w:val="19"/>
-        </w:rPr>
-        <w:t xml:space="preserve">Oracle Cloud, </w:t>
-      </w:r>
-      <w:r>
-        <w:rPr>
-          <w:rFonts w:ascii="Garamond" w:hAnsi="Garamond"/>
-          <w:bCs/>
-          <w:sz w:val="19"/>
-          <w:szCs w:val="19"/>
-        </w:rPr>
-        <w:t>Microsoft Office, Google Suite</w:t>
+        <w:t>Python, C++, C, SQL, Java | Machine Learning, AI, Data Visualization | UI/UX, Web Development | Microsoft Office | Consulting</w:t>
       </w:r>
     </w:p>
     <w:p>
@@ -596,62 +596,7 @@
           <w:sz w:val="19"/>
           <w:szCs w:val="19"/>
         </w:rPr>
-        <w:t>IT Media &amp;</w:t>
-      </w:r>
-      <w:r>
-        <w:rPr>
-          <w:rFonts w:ascii="Times New Roman" w:hAnsi="Times New Roman" w:cs="Times New Roman"/>
-          <w:bCs/>
-          <w:i/>
-          <w:iCs/>
-          <w:sz w:val="19"/>
-          <w:szCs w:val="19"/>
-        </w:rPr>
-        <w:t xml:space="preserve"> </w:t>
-      </w:r>
-      <w:r>
-        <w:rPr>
-          <w:rFonts w:ascii="Times New Roman" w:hAnsi="Times New Roman" w:cs="Times New Roman"/>
-          <w:bCs/>
-          <w:i/>
-          <w:iCs/>
-          <w:sz w:val="19"/>
-          <w:szCs w:val="19"/>
-        </w:rPr>
-        <w:t>Technological Innovation T</w:t>
-      </w:r>
-      <w:r>
-        <w:rPr>
-          <w:rFonts w:ascii="Times New Roman" w:hAnsi="Times New Roman" w:cs="Times New Roman"/>
-          <w:bCs/>
-          <w:i/>
-          <w:iCs/>
-          <w:sz w:val="19"/>
-          <w:szCs w:val="19"/>
-        </w:rPr>
-        <w:t>eam</w:t>
-      </w:r>
-      <w:r>
-        <w:rPr>
-          <w:rFonts w:ascii="Times New Roman" w:hAnsi="Times New Roman" w:cs="Times New Roman"/>
-          <w:bCs/>
-          <w:i/>
-          <w:iCs/>
-          <w:sz w:val="19"/>
-          <w:szCs w:val="19"/>
-        </w:rPr>
-        <w:t xml:space="preserve"> L</w:t>
-      </w:r>
-      <w:r>
-        <w:rPr>
-          <w:rFonts w:ascii="Times New Roman" w:hAnsi="Times New Roman" w:cs="Times New Roman"/>
-          <w:bCs/>
-          <w:i/>
-          <w:iCs/>
-          <w:sz w:val="19"/>
-          <w:szCs w:val="19"/>
-        </w:rPr>
-        <w:t>ead</w:t>
+        <w:t>Technical Consultant Team Lead</w:t>
       </w:r>
       <w:r>
         <w:rPr>
@@ -748,34 +693,7 @@
           <w:sz w:val="19"/>
           <w:szCs w:val="19"/>
         </w:rPr>
-        <w:t xml:space="preserve">Lead and mentor a team of </w:t>
-      </w:r>
-      <w:r>
-        <w:rPr>
-          <w:rFonts w:ascii="Garamond" w:hAnsi="Garamond"/>
-          <w:bCs/>
-          <w:sz w:val="19"/>
-          <w:szCs w:val="19"/>
-        </w:rPr>
-        <w:t>thirty</w:t>
-      </w:r>
-      <w:r>
-        <w:rPr>
-          <w:rFonts w:ascii="Garamond" w:hAnsi="Garamond"/>
-          <w:bCs/>
-          <w:sz w:val="19"/>
-          <w:szCs w:val="19"/>
-        </w:rPr>
-        <w:t xml:space="preserve"> </w:t>
-      </w:r>
-      <w:r>
-        <w:rPr>
-          <w:rFonts w:ascii="Garamond" w:hAnsi="Garamond"/>
-          <w:bCs/>
-          <w:sz w:val="19"/>
-          <w:szCs w:val="19"/>
-        </w:rPr>
-        <w:t>student consultants by organizing trainings, managing</w:t>
+        <w:t xml:space="preserve">Promoted to lead daily operations and professional development for 30 consultants </w:t>
       </w:r>
     </w:p>
     <w:p>
@@ -796,34 +714,7 @@
           <w:sz w:val="19"/>
           <w:szCs w:val="19"/>
         </w:rPr>
-        <w:t xml:space="preserve">schedules, </w:t>
-      </w:r>
-      <w:r>
-        <w:rPr>
-          <w:rFonts w:ascii="Garamond" w:hAnsi="Garamond"/>
-          <w:bCs/>
-          <w:sz w:val="19"/>
-          <w:szCs w:val="19"/>
-        </w:rPr>
-        <w:t>and fostering</w:t>
-      </w:r>
-      <w:r>
-        <w:rPr>
-          <w:rFonts w:ascii="Garamond" w:hAnsi="Garamond"/>
-          <w:bCs/>
-          <w:sz w:val="19"/>
-          <w:szCs w:val="19"/>
-        </w:rPr>
-        <w:t xml:space="preserve"> both professional and technical </w:t>
-      </w:r>
-      <w:r>
-        <w:rPr>
-          <w:rFonts w:ascii="Garamond" w:hAnsi="Garamond"/>
-          <w:bCs/>
-          <w:sz w:val="19"/>
-          <w:szCs w:val="19"/>
-        </w:rPr>
-        <w:t>development</w:t>
+        <w:t xml:space="preserve">while resolving escalated technical and classroom support issues </w:t>
       </w:r>
     </w:p>
     <w:p>
@@ -860,7 +751,18 @@
           <w:sz w:val="19"/>
           <w:szCs w:val="19"/>
         </w:rPr>
-        <w:t xml:space="preserve">IT Media &amp; Technological Innovation Consultant </w:t>
+        <w:t>Technical</w:t>
+      </w:r>
+      <w:r>
+        <w:rPr>
+          <w:rFonts w:ascii="Times New Roman" w:hAnsi="Times New Roman" w:cs="Times New Roman"/>
+          <w:bCs/>
+          <w:i/>
+          <w:iCs/>
+          <w:sz w:val="19"/>
+          <w:szCs w:val="19"/>
+        </w:rPr>
+        <w:t xml:space="preserve"> Consultant </w:t>
       </w:r>
       <w:r>
         <w:rPr>
